--- a/Review_and_Revision/IJDRR-D-26-02276/Complete_Manuscript_Revision_20260919/REVISED_MANUSCRIPT.docx
+++ b/Review_and_Revision/IJDRR-D-26-02276/Complete_Manuscript_Revision_20260919/REVISED_MANUSCRIPT.docx
@@ -58,12 +58,12 @@
     </w:p>
     <w:p>
       <w:r>
-        <w:t>There is already substantial research on earthquake restoration logistics and on the community consequences of infrastructure disruption. A contribution cannot rest on assembling these established components. The question here is narrower: under an explicit network, resource, and service-representation scenario, how do several fixed restoration sequences redistribute modeled burdens across communities, and which comparisons depend on selected assumptions about service candidates and severe-damage workload? This question allows decisions to be compared without claiming to reproduce actual Los Angeles outages or to identify an optimal social policy.</w:t>
+        <w:t>Evaluating a restoration decision therefore requires several views of the same consequences: the accumulated population burden, the absolute burdens of different vulnerability groups, and the dispersion of those burdens. Comparing these views under shared damage and workload conditions separates differences due to the restoration sequence from differences due to the physical sample. It also makes a practical distinction visible: a decision can benefit a higher-vulnerability group without reducing the gap between groups, or reduce relative inequality while increasing everyone's group-average burden.</w:t>
       </w:r>
     </w:p>
     <w:p>
       <w:r>
-        <w:t>We study a mixed-owner regional network component using a pooled resource scenario, but restrict reported community outcomes to a conservatively defined Southern California Edison (SCE) candidate-service domain. This distinction is important: the task system is regional, whereas the measured benefits are not a region-wide welfare total. Thirty-two physical realizations are shared across all sequences. Two targeted comparisons then vary the influence of different service-attachment classes and the relative duration of severe-damage tasks. They test specified assumptions, not every source of uncertainty in an electrical restoration process.</w:t>
+        <w:t>We examine these relationships in a Los Angeles case with a mixed-owner regional task network, a pooled crew scenario, and community outcomes in a conservatively defined Southern California Edison (SCE) candidate-service domain. Thirty-two physical realizations are shared across four fixed sequences. Two separate contrasts then change candidate influence and the relative duration of severe-damage tasks, allowing us to distinguish comparisons that persist under these conditions from group judgments that depend on them.</w:t>
       </w:r>
     </w:p>
     <w:p>
@@ -76,22 +76,22 @@
     </w:p>
     <w:p>
       <w:r>
-        <w:t>Earthquake restoration scheduling in Los Angeles predates the present study. Çağnan et al. (2006) used discrete-event simulation to examine geographically varying restoration and resource bottlenecks. Xu et al. (2007) optimized inspection, damage assessment, and repair schedules and evaluated them through restoration simulation. More generally, Cavdaroglu et al. (2013) connected infrastructure restoration and work-group scheduling rather than treating them as independent decisions. These studies establish that sequencing, travel, resource availability, and uncertainty deserve explicit treatment. The event scheduler used here is an implementation of familiar logistics principles, not an algorithmic contribution.</w:t>
+        <w:t>Restoration research provides the logistics basis for this comparison. Çağnan et al. (2006) used discrete-event simulation to examine geographically varying restoration and resource bottlenecks in Los Angeles. Xu et al. (2007) optimized inspection, damage assessment, and repair schedules and evaluated them through restoration simulation. Cavdaroglu et al. (2013) connected infrastructure restoration and work-group scheduling rather than treating them as independent decisions. These studies show how sequencing, travel, resources, and uncertainty enter restoration decisions; they motivate retaining an explicit crew calendar when comparing community consequences.</w:t>
       </w:r>
     </w:p>
     <w:p>
       <w:r>
-        <w:t>Community-centered resilience asks a different question from component recovery alone. Logan and Guikema (2020) argued for assessing access to essential services; Lin et al. (2022) distinguished dimensions of equity relevant to grid resilience. Neither a vulnerability-weighted system average nor an early recovery threshold, by itself, describes the distribution of burdens among communities. An evaluation should therefore retain absolute group levels alongside gaps and inequality measures.</w:t>
+        <w:t>Community-centered resilience broadens the evaluation beyond component completion. Logan and Guikema (2020) argued for assessing access to essential services, while Lin et al. (2022) distinguished dimensions of equity relevant to grid resilience. This perspective motivates following the consequences of a repair sequence through service access to communities. It also calls for keeping absolute group burdens alongside relative gaps and inequality measures, since these quantities answer different questions about who benefits and who waits.</w:t>
       </w:r>
     </w:p>
     <w:p>
       <w:r>
-        <w:t>Existing work also makes stronger physical or optimization commitments than this study. Cheng et al. (2024) coupled probabilistic earthquake damage with DC load-flow analysis and census-tract load shedding in Los Angeles. Toplu-Tutay et al. (2024) explicitly incorporated equity metrics into stochastic substation-hardening and power-flow decisions. Jiang et al. (2025) addressed repair-duration uncertainty and equitable restoration decisions through a predict-then-optimize framework. These contributions preclude a claim that tract consequences, uncertainty, or equity-aware decisions have not previously been considered. They also illustrate the difference between measuring distributional consequences and explicitly optimizing an equity objective.</w:t>
+        <w:t>Related physical and optimization studies address complementary parts of this problem. Cheng et al. (2024) coupled probabilistic earthquake damage with DC load-flow analysis and census-tract load shedding in Los Angeles. Toplu-Tutay et al. (2024) incorporated equity metrics into stochastic substation-hardening and power-flow decisions, and Jiang et al. (2025) addressed repair-duration uncertainty and equitable restoration decisions through a predict-then-optimize framework. Together, these studies establish approaches for quantifying physical consequences and embedding equity in decision objectives. The comparison pursued here focuses instead on how several evaluation criteria agree or conflict for the same fixed restoration decisions, and on which of those judgments depend on selected representation and workload assumptions.</w:t>
       </w:r>
     </w:p>
     <w:p>
       <w:r>
-        <w:t>The present study provides a conditional comparison of fixed decisions in a service-candidate model. It examines how modest changes in aggregate performance can coexist with different group effects, how lower relative inequality can accompany greater absolute burden, and whether these observations survive two specified evaluation stresses. The contribution lies in these measured contrasts and their limits, not in a new optimizer or a validated electrical equivalent of Los Angeles.</w:t>
+        <w:t>This focus connects the logistics literature's explicit treatment of crews and uncertain work to the service-access literature's concern with community consequences. It evaluates population burden, absolute group burden, and relative inequality jointly, rather than using any one of them as a substitute for the others. Holding the physical realizations and decisions fixed in the targeted comparisons then identifies a specific boundary of the evidence: stability of an overall comparison need not imply stability of its interpretation for particular groups.</w:t>
       </w:r>
     </w:p>
     <w:p>
@@ -109,7 +109,7 @@
     </w:p>
     <w:p>
       <w:r>
-        <w:t>The analysis does not estimate the effect of changing crew numbers, isolate a single policy coefficient, or solve a community-burden or equity optimization problem. All conclusions concern the tested fixed sequences and stated conditions. Figure 1 summarizes the comparison, and Table 1 distinguishes data, scenario assumptions, and the two executed contrasts.</w:t>
+        <w:t>The study contributes a paired set of comparison evidence linking these three questions. It quantifies whether small population-level differences conceal different group consequences, identifies who bears additional burden when relative inequality falls, and distinguishes overall comparisons that persist under the two targeted contrasts from group judgments that remain assumption-dependent. The resulting evidence supports conditional restoration decisions in a source-connected service-access model. Figure 1 summarizes the design, and Table 1 identifies the data and scenario assumptions under which the comparisons apply.</w:t>
       </w:r>
     </w:p>
     <w:p>
@@ -177,12 +177,12 @@
     </w:p>
     <w:p>
       <w:r>
-        <w:t>The retained inventory contains 310 substation records derived from California Energy Commission (CEC) and Homeland Infrastructure Foundation-Level Data (HIFLD) sources. Registration in the retained network supports meaningful states for 306 records. The primary connected component contains 302 assets and all 117 distinct upstream targets used by the resolved SCE service candidates. These 302 assets form the repair-task domain. They include 230 records labeled SCE, 34 Los Angeles Department of Water and Power (LADWP), 16 other owners, and 22 with unknown owner; they should not be described as 302 SCE substations.</w:t>
+        <w:t>The inventory was selected from a retained 4,260-record California Energy Commission (CEC)/Homeland Infrastructure Foundation-Level Data (HIFLD) compilation: 3,374 SUBSTATION records, 2,775 marked IN SERVICE, 2,548 with valid coordinates and original maximum voltage of at least 34.5 kV, and 310 within the fixed study-area polygon. These are database selection counts, not the size of a complete Los Angeles electrical network. Supplement S1.1 gives the selection rules and the unrecovered historical selection behind the superseded 92-node model. Registration in the retained network supports meaningful states for 306 records. The primary connected component contains 302 assets and all 117 distinct upstream targets used by the resolved SCE service candidates. These 302 assets form the repair-task domain. They include 230 records labeled SCE, 34 Los Angeles Department of Water and Power (LADWP), 16 other owners, and 22 with unknown owner; they should not be described as 302 SCE substations.</w:t>
       </w:r>
     </w:p>
     <w:p>
       <w:r>
-        <w:t>Eight inventory records are outside the task domain: four unresolved registrations, two identified source-less isolates, and a two-node component with a reference source but no resolved SCE service attachment. They remain represented according to their fixed state semantics but receive no repair tasks. This exclusion prevents crews from spending time on assets outside the represented primary outcome; it does not establish that these assets lack real-world importance. The network is a geometric adjacency proxy derived from retained line and station information, not a power-flow equivalent. No power balance, line capacity, voltage limit, switching feasibility, or load shedding is solved.</w:t>
+        <w:t>Eight inventory records are outside the task domain: four unresolved registrations, two identified source-less isolates, and a two-node component with a reference source but no resolved SCE service attachment. They remain represented according to their fixed state semantics but receive no repair tasks. This exclusion prevents crews from spending time on assets outside the represented primary outcome; it does not establish that these assets lack real-world importance. The retained facility graph has 310 nodes and 1,040 undirected edges. Adjacency follows physical line paths without an intervening registered station or its projection anchor (Supplement S1.1). It is a geometric proxy, not a power-flow equivalent; no power balance, line capacity, voltage limit, switching feasibility, or load shedding is solved.</w:t>
       </w:r>
     </w:p>
     <w:p>
@@ -192,7 +192,7 @@
     </w:p>
     <w:p>
       <w:r>
-        <w:t>Official SCE distribution-circuit geometries intersecting these tracts identify 196 distinct candidate service nodes and 2,041 tract–candidate relations. Multiple bank or circuit records are consolidated by supported station identity. Each tract has one to seven candidates. The public GIS snapshot was retained on 14 September 2026; a provider date table reported 15 August 2026, without guaranteeing the update date of every geometry. The network and other datasets span different vintages. This is a reference representation rather than a reconstruction of a particular operating day (CEC, n.d.; SCE, 2026).</w:t>
+        <w:t>Official SCE distribution-circuit geometries intersecting these tracts identify 196 distinct candidate service nodes and 2,041 tract–candidate relations. Multiple bank or circuit records are consolidated by supported station identity. Each tract has one to seven candidates. The public GIS snapshot was retained on 14 September 2026; a provider date table reported 15 August 2026, without guaranteeing the update date of every geometry. Table S6 records the retained data versions, fields, and unresolved release dates. In particular, the tract-geometry release and the population estimate year/original Census table cannot be established from the retained provenance; neither is inferred from the NRI or housing-data year. The study uses a multi-epoch reference representation rather than a reconstruction of a particular operating day (CEC, n.d.; SCE, 2026).</w:t>
       </w:r>
     </w:p>
     <w:p>
@@ -4892,12 +4892,12 @@
     </w:p>
     <w:p>
       <w:r>
-        <w:t>California Geological Survey (CGS). (n.d.). Map Sheet 48 [ground-motion data]. https://www.conservation.ca.gov/cgs/publications/ms48</w:t>
+        <w:t>California Geological Survey (CGS). (n.d.). Map Sheet 48, retained CA_pt01_GM_maps.csv, PGA-2pc50 field [ground-motion data; exact grid-release year undetermined in retained records]. https://www.conservation.ca.gov/cgs/publications/ms48</w:t>
       </w:r>
     </w:p>
     <w:p>
       <w:r>
-        <w:t>California Health and Human Services Agency. (n.d.). Licensed and Certified Healthcare Facility Listing [dataset]. https://data.chhs.ca.gov/dataset/licensed-healthcare-facility-listing</w:t>
+        <w:t>California Health and Human Services Agency. (n.d.). Licensed and Certified Healthcare Facility Listing [retained hospital extract; snapshot date undetermined, facility status dates include 2026; Table S6]. https://data.chhs.ca.gov/dataset/licensed-healthcare-facility-listing</w:t>
       </w:r>
     </w:p>
     <w:p>
@@ -4922,8 +4922,11 @@
       </w:r>
     </w:p>
     <w:p>
+      <w:pPr>
+        <w:spacing w:after="120"/>
+      </w:pPr>
       <w:r>
-        <w:t>Federal Emergency Management Agency (FEMA). (n.d.). National Risk Index data [dataset]. https://www.fema.gov/about/openfema/data-sets/national-risk-index-data</w:t>
+        <w:t>Federal Emergency Management Agency (FEMA). (2023). National Risk Index, version 1.19.0, March 2023, California census-tract table and SOVI_SCORE field [dataset and data dictionary]. https://www.fema.gov/about/openfema/data-sets/national-risk-index-data</w:t>
       </w:r>
     </w:p>
     <w:p>
@@ -4978,7 +4981,7 @@
     </w:p>
     <w:p>
       <w:r>
-        <w:t>U.S. Census Bureau. (n.d.). TIGER/Line census tract boundaries and American Community Survey tables [retained study data]. https://www.census.gov/geographies/mapping-files/time-series/geo/tiger-line-file.html ; https://api.census.gov/data.html</w:t>
+        <w:t>U.S. Census Bureau. (n.d.). Census tract boundaries and population data [retained derivatives; exact boundary release and population estimate year/original table undetermined; Table S6]. https://www.census.gov/geographies/mapping-files/time-series/geo/tiger-line-file.html ; https://api.census.gov/data.html</w:t>
       </w:r>
     </w:p>
     <w:p>
